--- a/pr-preview/pr-329/linear-algebra-inner-products.docx
+++ b/pr-preview/pr-329/linear-algebra-inner-products.docx
@@ -15,7 +15,7 @@
         <w:pStyle w:val="Date"/>
       </w:pPr>
       <w:r>
-        <w:t xml:space="preserve">Last modified: 2026-10-16 00:45:25 (PDT)</w:t>
+        <w:t xml:space="preserve">Last modified: 2026-10-16 01:54:17 (PDT)</w:t>
       </w:r>
     </w:p>
     <w:bookmarkStart w:id="24" w:name="sec-inner-products"/>
@@ -33380,7 +33380,7 @@
           <w:rPr>
             <w:rStyle w:val="Hyperlink"/>
           </w:rPr>
-          <w:t xml:space="preserve">Definition 1 in Trigonometry</w:t>
+          <w:t xml:space="preserve">Definition 3 in Trigonometry</w:t>
         </w:r>
       </w:hyperlink>
       <w:r>

--- a/pr-preview/pr-329/linear-algebra-inner-products.docx
+++ b/pr-preview/pr-329/linear-algebra-inner-products.docx
@@ -15,7 +15,7 @@
         <w:pStyle w:val="Date"/>
       </w:pPr>
       <w:r>
-        <w:t xml:space="preserve">Last modified: 2026-10-16 01:54:17 (PDT)</w:t>
+        <w:t xml:space="preserve">Last modified: 2026-10-16 02:50:49 (PDT)</w:t>
       </w:r>
     </w:p>
     <w:bookmarkStart w:id="24" w:name="sec-inner-products"/>
